--- a/legal/상담사_입점계약서_초안.docx
+++ b/legal/상담사_입점계약서_초안.docx
@@ -2438,51 +2438,137 @@
         <w:ind w:left="360" w:hanging="360"/>
       </w:pPr>
       <w:r>
-        <w:t xml:space="preserve">① 을은 서비스를 통해 알게 된 이용자와 서비스 밖에서 상담료를 주고받거나, 그렇게 하도록 유도하지 않는다. 계약 종료 후 </w:t>
+        <w:t xml:space="preserve">① 을은 서비스를 통해 알게 된 이용자와 서비스 밖에서 상담료를 주고받거나, 그렇게 하도록 유도하지 않는다.</w:t>
+      </w:r>
+    </w:p>
+    <w:p>
+      <w:pPr>
+        <w:ind w:left="360" w:hanging="360"/>
+      </w:pPr>
+      <w:r>
+        <w:t xml:space="preserve">② 서비스는 채팅에서 전화번호·메신저 ID를 자동으로 가리고, 플랫폼 밖 거래 유도를 감시한다. 을은 이를 우회하기 위해 문자를 바꾸어 쓰는 등의 행위를 하지 않는다.</w:t>
+      </w:r>
+    </w:p>
+    <w:p>
+      <w:pPr>
+        <w:ind w:left="360" w:hanging="360"/>
+      </w:pPr>
+      <w:r>
+        <w:t xml:space="preserve">③ 을이 제1항을 위반하면 갑에게 위약금으로 </w:t>
       </w:r>
       <w:r>
         <w:rPr>
           <w:highlight w:val="yellow"/>
           <w:highlightCs w:val="yellow"/>
         </w:rPr>
-        <w:t xml:space="preserve">[6개월]</w:t>
-      </w:r>
-      <w:r>
-        <w:t xml:space="preserve"> 동안도 같다.</w:t>
-      </w:r>
-    </w:p>
-    <w:p>
-      <w:pPr>
-        <w:ind w:left="360" w:hanging="360"/>
-      </w:pPr>
-      <w:r>
-        <w:t xml:space="preserve">② 서비스는 채팅에서 전화번호·메신저 ID를 자동으로 가리고, 플랫폼 밖 거래 유도를 감시한다. 을은 이를 우회하기 위해 문자를 바꾸어 쓰는 등의 행위를 하지 않는다.</w:t>
-      </w:r>
-    </w:p>
-    <w:p>
-      <w:pPr>
-        <w:ind w:left="360" w:hanging="360"/>
-      </w:pPr>
-      <w:r>
-        <w:t xml:space="preserve">③ 을이 제1항을 위반하면 갑에게 위약금으로 </w:t>
+        <w:t xml:space="preserve">[해당 거래 상담료의 ○배 또는 ○원 중 큰 금액]</w:t>
+      </w:r>
+      <w:r>
+        <w:t xml:space="preserve">을 지급한다. 갑의 실제 손해가 위약금보다 크면 그 차액도 청구할 수 있다.</w:t>
+      </w:r>
+    </w:p>
+    <w:p>
+      <w:pPr>
+        <w:ind w:left="360" w:hanging="360"/>
+      </w:pPr>
+      <w:r>
+        <w:t xml:space="preserve">④ 제1항 위반은 제20조의 즉시 해지 사유가 된다.</w:t>
+      </w:r>
+    </w:p>
+    <w:p>
+      <w:pPr>
+        <w:pStyle w:val="Heading2"/>
+        <w:keepNext/>
+      </w:pPr>
+      <w:r>
+        <w:t xml:space="preserve">제16조(금지행위)</w:t>
+      </w:r>
+    </w:p>
+    <w:p>
+      <w:r>
+        <w:t xml:space="preserve">을은 다음 행위를 하지 않는다.</w:t>
+      </w:r>
+    </w:p>
+    <w:p>
+      <w:pPr>
+        <w:spacing w:after="40"/>
+        <w:ind w:left="800" w:hanging="340"/>
+      </w:pPr>
+      <w:r>
+        <w:t xml:space="preserve">1. 자격·경력을 거짓으로 표시하거나 부풀리는 행위</w:t>
+      </w:r>
+    </w:p>
+    <w:p>
+      <w:pPr>
+        <w:spacing w:after="40"/>
+        <w:ind w:left="800" w:hanging="340"/>
+      </w:pPr>
+      <w:r>
+        <w:t xml:space="preserve">2. 진단, 처방 등 의료행위로 볼 수 있는 행위, 또는 그렇게 오인하게 하는 표현</w:t>
+      </w:r>
+    </w:p>
+    <w:p>
+      <w:pPr>
+        <w:spacing w:after="40"/>
+        <w:ind w:left="800" w:hanging="340"/>
+      </w:pPr>
+      <w:r>
+        <w:t xml:space="preserve">3. 가짜 예약이나 자기 거래로 정산금이나 후기를 만들어 내는 행위</w:t>
+      </w:r>
+    </w:p>
+    <w:p>
+      <w:pPr>
+        <w:spacing w:after="40"/>
+        <w:ind w:left="800" w:hanging="340"/>
+      </w:pPr>
+      <w:r>
+        <w:t xml:space="preserve">4. 이용자에게 성적·차별적·모욕적 언행을 하거나 상담 외 목적의 만남을 요구하는 행위</w:t>
+      </w:r>
+    </w:p>
+    <w:p>
+      <w:pPr>
+        <w:spacing w:after="40"/>
+        <w:ind w:left="800" w:hanging="340"/>
+      </w:pPr>
+      <w:r>
+        <w:t xml:space="preserve">5. 다른 상담사나 제휴 병원을 비방하는 행위</w:t>
+      </w:r>
+    </w:p>
+    <w:p>
+      <w:pPr>
+        <w:spacing w:after="40"/>
+        <w:ind w:left="800" w:hanging="340"/>
+      </w:pPr>
+      <w:r>
+        <w:t xml:space="preserve">6. 서비스의 보안 기능(연락처 가림, 코드 입력 잠금, 예약 제한 등)을 우회하거나 시스템에 부당하게 접근하는 행위</w:t>
+      </w:r>
+    </w:p>
+    <w:p>
+      <w:pPr>
+        <w:spacing w:after="40"/>
+        <w:ind w:left="800" w:hanging="340"/>
+      </w:pPr>
+      <w:r>
+        <w:t xml:space="preserve">7. 타인에게 계정을 빌려주거나 대신 상담하게 하는 행위</w:t>
+      </w:r>
+    </w:p>
+    <w:p>
+      <w:pPr>
+        <w:spacing w:after="40"/>
+        <w:ind w:left="800" w:hanging="340"/>
+      </w:pPr>
+      <w:r>
+        <w:t xml:space="preserve">8. 그 밖에 법령이나 </w:t>
       </w:r>
       <w:r>
         <w:rPr>
           <w:highlight w:val="yellow"/>
           <w:highlightCs w:val="yellow"/>
         </w:rPr>
-        <w:t xml:space="preserve">[해당 거래 상담료의 ○배 또는 ○원 중 큰 금액]</w:t>
-      </w:r>
-      <w:r>
-        <w:t xml:space="preserve">을 지급한다. 갑의 실제 손해가 위약금보다 크면 그 차액도 청구할 수 있다.</w:t>
-      </w:r>
-    </w:p>
-    <w:p>
-      <w:pPr>
-        <w:ind w:left="360" w:hanging="360"/>
-      </w:pPr>
-      <w:r>
-        <w:t xml:space="preserve">④ 제1항 위반은 제20조의 즉시 해지 사유가 된다.</w:t>
+        <w:t xml:space="preserve">[상담사 운영정책]</w:t>
+      </w:r>
+      <w:r>
+        <w:t xml:space="preserve">에 어긋나는 행위</w:t>
       </w:r>
     </w:p>
     <w:p>
@@ -2491,94 +2577,59 @@
         <w:keepNext/>
       </w:pPr>
       <w:r>
-        <w:t xml:space="preserve">제16조(금지행위)</w:t>
-      </w:r>
-    </w:p>
-    <w:p>
-      <w:r>
-        <w:t xml:space="preserve">을은 다음 행위를 하지 않는다.</w:t>
-      </w:r>
-    </w:p>
-    <w:p>
-      <w:pPr>
-        <w:spacing w:after="40"/>
-        <w:ind w:left="800" w:hanging="340"/>
-      </w:pPr>
-      <w:r>
-        <w:t xml:space="preserve">1. 자격·경력을 거짓으로 표시하거나 부풀리는 행위</w:t>
-      </w:r>
-    </w:p>
-    <w:p>
-      <w:pPr>
-        <w:spacing w:after="40"/>
-        <w:ind w:left="800" w:hanging="340"/>
-      </w:pPr>
-      <w:r>
-        <w:t xml:space="preserve">2. 진단, 처방 등 의료행위로 볼 수 있는 행위, 또는 그렇게 오인하게 하는 표현</w:t>
-      </w:r>
-    </w:p>
-    <w:p>
-      <w:pPr>
-        <w:spacing w:after="40"/>
-        <w:ind w:left="800" w:hanging="340"/>
-      </w:pPr>
-      <w:r>
-        <w:t xml:space="preserve">3. 가짜 예약이나 자기 거래로 정산금이나 후기를 만들어 내는 행위</w:t>
-      </w:r>
-    </w:p>
-    <w:p>
-      <w:pPr>
-        <w:spacing w:after="40"/>
-        <w:ind w:left="800" w:hanging="340"/>
-      </w:pPr>
-      <w:r>
-        <w:t xml:space="preserve">4. 이용자에게 성적·차별적·모욕적 언행을 하거나 상담 외 목적의 만남을 요구하는 행위</w:t>
-      </w:r>
-    </w:p>
-    <w:p>
-      <w:pPr>
-        <w:spacing w:after="40"/>
-        <w:ind w:left="800" w:hanging="340"/>
-      </w:pPr>
-      <w:r>
-        <w:t xml:space="preserve">5. 다른 상담사나 제휴 병원을 비방하는 행위</w:t>
-      </w:r>
-    </w:p>
-    <w:p>
-      <w:pPr>
-        <w:spacing w:after="40"/>
-        <w:ind w:left="800" w:hanging="340"/>
-      </w:pPr>
-      <w:r>
-        <w:t xml:space="preserve">6. 서비스의 보안 기능(연락처 가림, 코드 입력 잠금, 예약 제한 등)을 우회하거나 시스템에 부당하게 접근하는 행위</w:t>
-      </w:r>
-    </w:p>
-    <w:p>
-      <w:pPr>
-        <w:spacing w:after="40"/>
-        <w:ind w:left="800" w:hanging="340"/>
-      </w:pPr>
-      <w:r>
-        <w:t xml:space="preserve">7. 타인에게 계정을 빌려주거나 대신 상담하게 하는 행위</w:t>
-      </w:r>
-    </w:p>
-    <w:p>
-      <w:pPr>
-        <w:spacing w:after="40"/>
-        <w:ind w:left="800" w:hanging="340"/>
-      </w:pPr>
-      <w:r>
-        <w:t xml:space="preserve">8. 그 밖에 법령이나 </w:t>
+        <w:t xml:space="preserve">제17조(갑의 책임 제한)</w:t>
+      </w:r>
+    </w:p>
+    <w:p>
+      <w:pPr>
+        <w:ind w:left="360" w:hanging="360"/>
+      </w:pPr>
+      <w:r>
+        <w:t xml:space="preserve">① 갑의 고의 또는 과실로 서비스 장애가 생겨 을에게 손해가 발생한 경우, 갑의 배상액은 </w:t>
       </w:r>
       <w:r>
         <w:rPr>
           <w:highlight w:val="yellow"/>
           <w:highlightCs w:val="yellow"/>
         </w:rPr>
-        <w:t xml:space="preserve">[상담사 운영정책]</w:t>
-      </w:r>
-      <w:r>
-        <w:t xml:space="preserve">에 어긋나는 행위</w:t>
+        <w:t xml:space="preserve">[손해 발생일 직전 3개월 동안 을의 상담으로 갑이 받은 수수료 총액]</w:t>
+      </w:r>
+      <w:r>
+        <w:t xml:space="preserve">을 한도로 한다. 다만 갑의 고의 또는 중대한 과실이 있으면 그러하지 아니하다.</w:t>
+      </w:r>
+    </w:p>
+    <w:p>
+      <w:pPr>
+        <w:ind w:left="360" w:hanging="360"/>
+      </w:pPr>
+      <w:r>
+        <w:t xml:space="preserve">② 천재지변, 전쟁, 정전, 통신사·클라우드·결제대행사 등 제3자 설비의 장애, 그 밖에 갑이 통제할 수 없는 사유(불가항력)로 생긴 손해에 대하여 갑은 책임을 지지 않는다.</w:t>
+      </w:r>
+    </w:p>
+    <w:p>
+      <w:pPr>
+        <w:ind w:left="360" w:hanging="360"/>
+      </w:pPr>
+      <w:r>
+        <w:t xml:space="preserve">③ 상담의 내용과 결과는 을이 책임지며, 갑은 이에 대하여 책임을 지지 않는다.</w:t>
+      </w:r>
+    </w:p>
+    <w:p>
+      <w:pPr>
+        <w:ind w:left="360" w:hanging="360"/>
+      </w:pPr>
+      <w:r>
+        <w:t xml:space="preserve">④ 갑은 서비스 점검이 필요하면 </w:t>
+      </w:r>
+      <w:r>
+        <w:rPr>
+          <w:highlight w:val="yellow"/>
+          <w:highlightCs w:val="yellow"/>
+        </w:rPr>
+        <w:t xml:space="preserve">[가능한 한 미리]</w:t>
+      </w:r>
+      <w:r>
+        <w:t xml:space="preserve"> 상담사 앱으로 알린다.</w:t>
       </w:r>
     </w:p>
     <w:p>
@@ -2587,68 +2638,7 @@
         <w:keepNext/>
       </w:pPr>
       <w:r>
-        <w:t xml:space="preserve">제17조(갑의 책임 제한)</w:t>
-      </w:r>
-    </w:p>
-    <w:p>
-      <w:pPr>
-        <w:ind w:left="360" w:hanging="360"/>
-      </w:pPr>
-      <w:r>
-        <w:t xml:space="preserve">① 갑의 고의 또는 과실로 서비스 장애가 생겨 을에게 손해가 발생한 경우, 갑의 배상액은 </w:t>
-      </w:r>
-      <w:r>
-        <w:rPr>
-          <w:highlight w:val="yellow"/>
-          <w:highlightCs w:val="yellow"/>
-        </w:rPr>
-        <w:t xml:space="preserve">[손해 발생일 직전 3개월 동안 을의 상담으로 갑이 받은 수수료 총액]</w:t>
-      </w:r>
-      <w:r>
-        <w:t xml:space="preserve">을 한도로 한다. 다만 갑의 고의 또는 중대한 과실이 있으면 그러하지 아니하다.</w:t>
-      </w:r>
-    </w:p>
-    <w:p>
-      <w:pPr>
-        <w:ind w:left="360" w:hanging="360"/>
-      </w:pPr>
-      <w:r>
-        <w:t xml:space="preserve">② 천재지변, 전쟁, 정전, 통신사·클라우드·결제대행사 등 제3자 설비의 장애, 그 밖에 갑이 통제할 수 없는 사유(불가항력)로 생긴 손해에 대하여 갑은 책임을 지지 않는다.</w:t>
-      </w:r>
-    </w:p>
-    <w:p>
-      <w:pPr>
-        <w:ind w:left="360" w:hanging="360"/>
-      </w:pPr>
-      <w:r>
-        <w:t xml:space="preserve">③ 상담의 내용과 결과는 을이 책임지며, 갑은 이에 대하여 책임을 지지 않는다.</w:t>
-      </w:r>
-    </w:p>
-    <w:p>
-      <w:pPr>
-        <w:ind w:left="360" w:hanging="360"/>
-      </w:pPr>
-      <w:r>
-        <w:t xml:space="preserve">④ 갑은 서비스 점검이 필요하면 </w:t>
-      </w:r>
-      <w:r>
-        <w:rPr>
-          <w:highlight w:val="yellow"/>
-          <w:highlightCs w:val="yellow"/>
-        </w:rPr>
-        <w:t xml:space="preserve">[가능한 한 미리]</w:t>
-      </w:r>
-      <w:r>
-        <w:t xml:space="preserve"> 상담사 앱으로 알린다.</w:t>
-      </w:r>
-    </w:p>
-    <w:p>
-      <w:pPr>
-        <w:pStyle w:val="Heading2"/>
-        <w:keepNext/>
-      </w:pPr>
-      <w:r>
-        <w:t xml:space="preserve">제18조(을의 책임과 보험)</w:t>
+        <w:t xml:space="preserve">제18조(을의 책임)</w:t>
       </w:r>
     </w:p>
     <w:p>
@@ -2665,61 +2655,6 @@
       </w:pPr>
       <w:r>
         <w:t xml:space="preserve">② 갑이 제1항의 손해를 이용자나 제3자에게 먼저 배상한 경우, 갑은 을에게 배상액과 그에 든 비용(합리적인 변호사 비용 포함)을 청구(구상)할 수 있다.</w:t>
-      </w:r>
-    </w:p>
-    <w:p>
-      <w:pPr>
-        <w:ind w:left="360" w:hanging="360"/>
-      </w:pPr>
-      <w:r>
-        <w:t xml:space="preserve">③ </w:t>
-      </w:r>
-      <w:r>
-        <w:rPr>
-          <w:highlight w:val="yellow"/>
-          <w:highlightCs w:val="yellow"/>
-        </w:rPr>
-        <w:t xml:space="preserve">[선택]</w:t>
-      </w:r>
-      <w:r>
-        <w:t xml:space="preserve"> 을은 상담 과실에 대비한 전문인 배상책임보험에 가입하고, 가입 증빙을 갑에게 제출한다. 보상한도는 </w:t>
-      </w:r>
-      <w:r>
-        <w:rPr>
-          <w:highlight w:val="yellow"/>
-          <w:highlightCs w:val="yellow"/>
-        </w:rPr>
-        <w:t xml:space="preserve">[○원]</w:t>
-      </w:r>
-      <w:r>
-        <w:t xml:space="preserve"> 이상으로 한다.</w:t>
-      </w:r>
-    </w:p>
-    <w:p>
-      <w:pPr>
-        <w:pBdr>
-          <w:left w:val="single" w:color="E08A00" w:sz="18" w:space="6"/>
-        </w:pBdr>
-        <w:shd w:fill="F2F2F2" w:color="auto" w:val="clear"/>
-        <w:ind w:left="360"/>
-      </w:pPr>
-      <w:r>
-        <w:rPr>
-          <w:b/>
-          <w:bCs/>
-          <w:color w:val="B36B00"/>
-          <w:sz w:val="18"/>
-          <w:szCs w:val="18"/>
-        </w:rPr>
-        <w:t xml:space="preserve">검토 메모  </w:t>
-      </w:r>
-      <w:r>
-        <w:rPr>
-          <w:color w:val="444444"/>
-          <w:sz w:val="18"/>
-          <w:szCs w:val="18"/>
-        </w:rPr>
-        <w:t xml:space="preserve">제3항은 상담사 부담이 커질 수 있어 선택 조항입니다. 필수로 할지, 보상한도를 얼마로 할지는 보험사·변호사와 정하세요.</w:t>
       </w:r>
     </w:p>
     <w:p>

--- a/legal/상담사_입점계약서_초안.docx
+++ b/legal/상담사_입점계약서_초안.docx
@@ -820,7 +820,7 @@
                 <w:sz w:val="19"/>
                 <w:szCs w:val="19"/>
               </w:rPr>
-              <w:t xml:space="preserve">60%</w:t>
+              <w:t xml:space="preserve">상담료 60,000원까지 70%, 60,000원을 넘는 부분 55%</w:t>
             </w:r>
           </w:p>
         </w:tc>
@@ -1028,7 +1028,7 @@
                 <w:sz w:val="19"/>
                 <w:szCs w:val="19"/>
               </w:rPr>
-              <w:t xml:space="preserve">37%</w:t>
+              <w:t xml:space="preserve">상담료에서 을의 몫과 결제수수료를 뺀 나머지 (60,000원 상담 시 27%)</w:t>
             </w:r>
           </w:p>
         </w:tc>

--- a/legal/상담사_입점계약서_초안.docx
+++ b/legal/상담사_입점계약서_초안.docx
@@ -242,7 +242,7 @@
         <w:ind w:left="800" w:hanging="340"/>
       </w:pPr>
       <w:r>
-        <w:t xml:space="preserve">6. ‘앱 채널’: 이용자가 제휴 병원과 연결되지 않은 상태에서 이루어진 예약 또는 통화를 말한다.</w:t>
+        <w:t xml:space="preserve">6. ‘앱 채널’: 이용자가 제휴 상담소와 연결되지 않은 상태에서 이루어진 예약 또는 통화를 말한다.</w:t>
       </w:r>
     </w:p>
     <w:p>
@@ -251,7 +251,7 @@
         <w:ind w:left="800" w:hanging="340"/>
       </w:pPr>
       <w:r>
-        <w:t xml:space="preserve">7. ‘병원 채널’: 이용자가 제휴 병원이 발급한 병원 코드로 그 병원과 연결된 상태에서 이루어진 예약 또는 통화를 말한다.</w:t>
+        <w:t xml:space="preserve">7. ‘상담소 채널’: 이용자가 제휴 상담소가 발급한 상담소 코드로 그 상담소와 연결된 상태에서 이루어진 예약 또는 통화를 말한다.</w:t>
       </w:r>
     </w:p>
     <w:p>
@@ -260,7 +260,7 @@
         <w:ind w:left="800" w:hanging="340"/>
       </w:pPr>
       <w:r>
-        <w:t xml:space="preserve">8. ‘제휴 병원’: 갑과 별도의 제휴계약을 맺은 의료기관을 말한다.</w:t>
+        <w:t xml:space="preserve">8. ‘제휴 상담소’: 갑과 별도의 제휴계약을 맺은 심리상담사업자를 말한다.</w:t>
       </w:r>
     </w:p>
     <w:p>
@@ -269,7 +269,7 @@
         <w:ind w:left="800" w:hanging="340"/>
       </w:pPr>
       <w:r>
-        <w:t xml:space="preserve">9. ‘담당의’: 제휴 병원에 소속되어 담당의 앱을 이용하는 의사를 말한다.</w:t>
+        <w:t xml:space="preserve">9. ‘소장’: 제휴 상담소의 대표자 또는 관리 책임자로서 소장 앱을 이용하는 사람을 말한다.</w:t>
       </w:r>
     </w:p>
     <w:p>
@@ -522,7 +522,7 @@
         <w:ind w:left="360" w:hanging="360"/>
       </w:pPr>
       <w:r>
-        <w:t xml:space="preserve">① 상담료는 예약 또는 통화가 생성되는 시점의 채널에 따라 다음과 같이 나눈다. 채널은 생성 시점에 확정되며, 그 뒤 이용자의 병원 연결이 생기거나 해제되어도 바뀌지 않는다.</w:t>
+        <w:t xml:space="preserve">① 상담료는 예약 또는 통화가 생성되는 시점의 채널에 따라 다음과 같이 나눈다. 채널은 생성 시점에 확정되며, 그 뒤 이용자의 상담소 연결이 생기거나 해제되어도 바뀌지 않는다.</w:t>
       </w:r>
     </w:p>
     <w:tbl>
@@ -645,7 +645,7 @@
                 <w:sz w:val="19"/>
                 <w:szCs w:val="19"/>
               </w:rPr>
-              <w:t xml:space="preserve">병원 채널</w:t>
+              <w:t xml:space="preserve">상담소 채널</w:t>
             </w:r>
           </w:p>
         </w:tc>
@@ -716,7 +716,7 @@
                 <w:sz w:val="19"/>
                 <w:szCs w:val="19"/>
               </w:rPr>
-              <w:t xml:space="preserve">병원 연결 없이 가입한 이용자의 예약·통화</w:t>
+              <w:t xml:space="preserve">상담소 연결 없이 가입한 이용자의 예약·통화</w:t>
             </w:r>
           </w:p>
         </w:tc>
@@ -749,7 +749,7 @@
                 <w:sz w:val="19"/>
                 <w:szCs w:val="19"/>
               </w:rPr>
-              <w:t xml:space="preserve">병원 코드로 제휴 병원과 연결된 이용자의 예약·통화</w:t>
+              <w:t xml:space="preserve">상담소 코드로 제휴 상담소와 연결된 이용자의 예약·통화</w:t>
             </w:r>
           </w:p>
         </w:tc>
@@ -891,7 +891,7 @@
                 <w:sz w:val="19"/>
                 <w:szCs w:val="19"/>
               </w:rPr>
-              <w:t xml:space="preserve">제휴 병원</w:t>
+              <w:t xml:space="preserve">제휴 상담소</w:t>
             </w:r>
           </w:p>
         </w:tc>
@@ -1269,7 +1269,7 @@
                 <w:sz w:val="19"/>
                 <w:szCs w:val="19"/>
               </w:rPr>
-              <w:t xml:space="preserve">제휴 병원</w:t>
+              <w:t xml:space="preserve">제휴 상담소</w:t>
             </w:r>
           </w:p>
         </w:tc>
@@ -1516,31 +1516,31 @@
         <w:keepNext/>
       </w:pPr>
       <w:r>
-        <w:t xml:space="preserve">제10조(병원 채널에 관한 특칙)</w:t>
-      </w:r>
-    </w:p>
-    <w:p>
-      <w:pPr>
-        <w:ind w:left="360" w:hanging="360"/>
-      </w:pPr>
-      <w:r>
-        <w:t xml:space="preserve">① 병원 채널 상담의 상담료는 제7조의 표에 따라 갑이 제휴 병원에 지급하며, 갑은 그 상담에 대하여 을에게 정산금을 지급하지 않는다.</w:t>
-      </w:r>
-    </w:p>
-    <w:p>
-      <w:pPr>
-        <w:ind w:left="360" w:hanging="360"/>
-      </w:pPr>
-      <w:r>
-        <w:t xml:space="preserve">② 병원 채널 상담에 대한 을의 보수는 을과 해당 제휴 병원 사이의 별도 약정에 따른다. 을은 병원 채널 상담을 진행하기 전에 해당 병원과 보수 약정을 맺는다.</w:t>
-      </w:r>
-    </w:p>
-    <w:p>
-      <w:pPr>
-        <w:ind w:left="360" w:hanging="360"/>
-      </w:pPr>
-      <w:r>
-        <w:t xml:space="preserve">③ 갑은 제휴 병원이 담당의 앱의 정산 화면에 남긴 을에 대한 지급 기록을 보관할 뿐이며, 을에 대한 보수 지급 의무를 지지 않는다. 다만 을의 요청이 있으면 보관 중인 지급 기록을 을에게 </w:t>
+        <w:t xml:space="preserve">제10조(상담소 채널에 관한 특칙)</w:t>
+      </w:r>
+    </w:p>
+    <w:p>
+      <w:pPr>
+        <w:ind w:left="360" w:hanging="360"/>
+      </w:pPr>
+      <w:r>
+        <w:t xml:space="preserve">① 상담소 채널 상담의 상담료는 제7조의 표에 따라 갑이 제휴 상담소에 지급하며, 갑은 그 상담에 대하여 을에게 정산금을 지급하지 않는다.</w:t>
+      </w:r>
+    </w:p>
+    <w:p>
+      <w:pPr>
+        <w:ind w:left="360" w:hanging="360"/>
+      </w:pPr>
+      <w:r>
+        <w:t xml:space="preserve">② 상담소 채널 상담에 대한 을의 보수는 을과 해당 제휴 상담소 사이의 별도 약정에 따른다. 을은 상담소 채널 상담을 진행하기 전에 해당 상담소와 보수 약정을 맺는다.</w:t>
+      </w:r>
+    </w:p>
+    <w:p>
+      <w:pPr>
+        <w:ind w:left="360" w:hanging="360"/>
+      </w:pPr>
+      <w:r>
+        <w:t xml:space="preserve">③ 갑은 제휴 상담소가 소장 앱의 정산 화면에 남긴 을에 대한 지급 기록을 보관할 뿐이며, 을에 대한 보수 지급 의무를 지지 않는다. 다만 을의 요청이 있으면 보관 중인 지급 기록을 을에게 </w:t>
       </w:r>
       <w:r>
         <w:rPr>
@@ -1558,7 +1558,7 @@
         <w:ind w:left="360" w:hanging="360"/>
       </w:pPr>
       <w:r>
-        <w:t xml:space="preserve">④ 병원 채널 상담에도 제8조 제1항의 정산 조건(완료 처리, 회기 기록, 이용자 확인 또는 72시간 경과)이 적용된다.</w:t>
+        <w:t xml:space="preserve">④ 상담소 채널 상담에도 제8조 제1항의 정산 조건(완료 처리, 회기 기록, 이용자 확인 또는 72시간 경과)이 적용된다.</w:t>
       </w:r>
     </w:p>
     <w:p>
@@ -1585,7 +1585,7 @@
           <w:sz w:val="18"/>
           <w:szCs w:val="18"/>
         </w:rPr>
-        <w:t xml:space="preserve">이 구조는 갑이 상담사에게 직접 돈을 주면 의료법 제27조(환자 유인) 소지가 있다는 판단에서 설계되었습니다. 해당 여부와 이 조항의 충분성은 변호사 확인이 필요합니다.</w:t>
+        <w:t xml:space="preserve">제휴 상담소가 의료기관과 연계되어 운영되는 경우, 상담료의 흐름이 의료법 제27조(환자 유인·알선)나 의료 수익 분배로 해석될 여지가 있는지 변호사 확인이 필요합니다.</w:t>
       </w:r>
     </w:p>
     <w:p>
@@ -2531,7 +2531,7 @@
         <w:ind w:left="800" w:hanging="340"/>
       </w:pPr>
       <w:r>
-        <w:t xml:space="preserve">5. 다른 상담사나 제휴 병원을 비방하는 행위</w:t>
+        <w:t xml:space="preserve">5. 다른 상담사나 제휴 상담소를 비방하는 행위</w:t>
       </w:r>
     </w:p>
     <w:p>

--- a/legal/상담사_입점계약서_초안.docx
+++ b/legal/상담사_입점계약서_초안.docx
@@ -934,9 +934,10 @@
         <w:tblLayout w:type="fixed"/>
       </w:tblPr>
       <w:tblGrid>
-        <w:gridCol w:w="1800"/>
-        <w:gridCol w:w="3613"/>
-        <w:gridCol w:w="3613"/>
+        <w:gridCol w:w="1500"/>
+        <w:gridCol w:w="2508"/>
+        <w:gridCol w:w="2509"/>
+        <w:gridCol w:w="2509"/>
       </w:tblGrid>
       <w:tr>
         <w:trPr>
@@ -944,7 +945,7 @@
         </w:trPr>
         <w:tc>
           <w:tcPr>
-            <w:tcW w:type="dxa" w:w="1800"/>
+            <w:tcW w:type="dxa" w:w="1500"/>
             <w:tcBorders>
               <w:top w:val="single" w:color="999999" w:sz="4"/>
               <w:left w:val="single" w:color="999999" w:sz="4"/>
@@ -979,7 +980,7 @@
         </w:tc>
         <w:tc>
           <w:tcPr>
-            <w:tcW w:type="dxa" w:w="3613"/>
+            <w:tcW w:type="dxa" w:w="2508"/>
             <w:tcBorders>
               <w:top w:val="single" w:color="999999" w:sz="4"/>
               <w:left w:val="single" w:color="999999" w:sz="4"/>
@@ -1014,7 +1015,7 @@
         </w:tc>
         <w:tc>
           <w:tcPr>
-            <w:tcW w:type="dxa" w:w="3613"/>
+            <w:tcW w:type="dxa" w:w="2509"/>
             <w:tcBorders>
               <w:top w:val="single" w:color="999999" w:sz="4"/>
               <w:left w:val="single" w:color="999999" w:sz="4"/>
@@ -1043,6 +1044,41 @@
                 <w:szCs w:val="19"/>
                 <w:rFonts w:ascii="맑은 고딕" w:cs="맑은 고딕" w:eastAsia="맑은 고딕" w:hAnsi="맑은 고딕"/>
               </w:rPr>
+              <w:t xml:space="preserve">소개 채널</w:t>
+            </w:r>
+          </w:p>
+        </w:tc>
+        <w:tc>
+          <w:tcPr>
+            <w:tcW w:type="dxa" w:w="2509"/>
+            <w:tcBorders>
+              <w:top w:val="single" w:color="999999" w:sz="4"/>
+              <w:left w:val="single" w:color="999999" w:sz="4"/>
+              <w:bottom w:val="single" w:color="999999" w:sz="4"/>
+              <w:right w:val="single" w:color="999999" w:sz="4"/>
+            </w:tcBorders>
+            <w:shd w:fill="E8EEF4" w:color="auto" w:val="clear"/>
+            <w:tcMar>
+              <w:top w:type="dxa" w:w="60"/>
+              <w:left w:type="dxa" w:w="100"/>
+              <w:bottom w:type="dxa" w:w="60"/>
+              <w:right w:type="dxa" w:w="100"/>
+            </w:tcMar>
+            <w:vAlign w:val="center"/>
+          </w:tcPr>
+          <w:p>
+            <w:pPr>
+              <w:spacing w:before="0" w:after="0" w:line="300"/>
+              <w:jc w:val="center"/>
+            </w:pPr>
+            <w:r>
+              <w:rPr>
+                <w:b/>
+                <w:bCs/>
+                <w:sz w:val="19"/>
+                <w:szCs w:val="19"/>
+                <w:rFonts w:ascii="맑은 고딕" w:cs="맑은 고딕" w:eastAsia="맑은 고딕" w:hAnsi="맑은 고딕"/>
+              </w:rPr>
               <w:t xml:space="preserve">상담소 채널</w:t>
             </w:r>
           </w:p>
@@ -1054,7 +1090,7 @@
         </w:trPr>
         <w:tc>
           <w:tcPr>
-            <w:tcW w:type="dxa" w:w="1800"/>
+            <w:tcW w:type="dxa" w:w="1500"/>
             <w:tcBorders>
               <w:top w:val="single" w:color="999999" w:sz="4"/>
               <w:left w:val="single" w:color="999999" w:sz="4"/>
@@ -1088,7 +1124,7 @@
         </w:tc>
         <w:tc>
           <w:tcPr>
-            <w:tcW w:type="dxa" w:w="3613"/>
+            <w:tcW w:type="dxa" w:w="2508"/>
             <w:tcBorders>
               <w:top w:val="single" w:color="999999" w:sz="4"/>
               <w:left w:val="single" w:color="999999" w:sz="4"/>
@@ -1116,13 +1152,13 @@
                 <w:szCs w:val="19"/>
                 <w:rFonts w:ascii="맑은 고딕" w:cs="맑은 고딕" w:eastAsia="맑은 고딕" w:hAnsi="맑은 고딕"/>
               </w:rPr>
-              <w:t xml:space="preserve">소속 상담소가 없는 을이, 상담소 연결 없이 가입한 이용자와 하는 예약·통화</w:t>
+              <w:t xml:space="preserve">소속 상담소가 없는 을이, 상담소와 연결되지 않은 이용자와 하는 예약·통화</w:t>
             </w:r>
           </w:p>
         </w:tc>
         <w:tc>
           <w:tcPr>
-            <w:tcW w:type="dxa" w:w="3613"/>
+            <w:tcW w:type="dxa" w:w="2509"/>
             <w:tcBorders>
               <w:top w:val="single" w:color="999999" w:sz="4"/>
               <w:left w:val="single" w:color="999999" w:sz="4"/>
@@ -1150,18 +1186,13 @@
                 <w:szCs w:val="19"/>
                 <w:rFonts w:ascii="맑은 고딕" w:cs="맑은 고딕" w:eastAsia="맑은 고딕" w:hAnsi="맑은 고딕"/>
               </w:rPr>
-              <w:t xml:space="preserve">① 상담소 코드로 제휴 상담소와 연결된 이용자의 예약·통화 ② 소속 상담소가 있는 을의 모든 예약·통화</w:t>
+              <w:t xml:space="preserve">소속 상담소가 없는 을이, 상담소 코드로 제휴 상담소와 연결된 이용자와 하는 예약·통화</w:t>
             </w:r>
           </w:p>
         </w:tc>
-      </w:tr>
-      <w:tr>
-        <w:trPr>
-          <w:cantSplit/>
-        </w:trPr>
         <w:tc>
           <w:tcPr>
-            <w:tcW w:type="dxa" w:w="1800"/>
+            <w:tcW w:type="dxa" w:w="2509"/>
             <w:tcBorders>
               <w:top w:val="single" w:color="999999" w:sz="4"/>
               <w:left w:val="single" w:color="999999" w:sz="4"/>
@@ -1189,13 +1220,18 @@
                 <w:szCs w:val="19"/>
                 <w:rFonts w:ascii="맑은 고딕" w:cs="맑은 고딕" w:eastAsia="맑은 고딕" w:hAnsi="맑은 고딕"/>
               </w:rPr>
-              <w:t xml:space="preserve">을(상담사)</w:t>
+              <w:t xml:space="preserve">소속 상담소가 있는(그 상담소가 승인한) 을의 모든 예약·통화</w:t>
             </w:r>
           </w:p>
         </w:tc>
+      </w:tr>
+      <w:tr>
+        <w:trPr>
+          <w:cantSplit/>
+        </w:trPr>
         <w:tc>
           <w:tcPr>
-            <w:tcW w:type="dxa" w:w="3613"/>
+            <w:tcW w:type="dxa" w:w="1500"/>
             <w:tcBorders>
               <w:top w:val="single" w:color="999999" w:sz="4"/>
               <w:left w:val="single" w:color="999999" w:sz="4"/>
@@ -1223,13 +1259,13 @@
                 <w:szCs w:val="19"/>
                 <w:rFonts w:ascii="맑은 고딕" w:cs="맑은 고딕" w:eastAsia="맑은 고딕" w:hAnsi="맑은 고딕"/>
               </w:rPr>
-              <w:t xml:space="preserve">상담료 60,000원까지 70%, 60,000원을 넘는 부분 55%</w:t>
+              <w:t xml:space="preserve">을(상담사)</w:t>
             </w:r>
           </w:p>
         </w:tc>
         <w:tc>
           <w:tcPr>
-            <w:tcW w:type="dxa" w:w="3613"/>
+            <w:tcW w:type="dxa" w:w="2508"/>
             <w:tcBorders>
               <w:top w:val="single" w:color="999999" w:sz="4"/>
               <w:left w:val="single" w:color="999999" w:sz="4"/>
@@ -1257,18 +1293,13 @@
                 <w:szCs w:val="19"/>
                 <w:rFonts w:ascii="맑은 고딕" w:cs="맑은 고딕" w:eastAsia="맑은 고딕" w:hAnsi="맑은 고딕"/>
               </w:rPr>
-              <w:t xml:space="preserve">갑으로부터 받지 않음(제10조에 따름)</w:t>
+              <w:t xml:space="preserve">60,000원까지 70%, 넘는 부분 55%</w:t>
             </w:r>
           </w:p>
         </w:tc>
-      </w:tr>
-      <w:tr>
-        <w:trPr>
-          <w:cantSplit/>
-        </w:trPr>
         <w:tc>
           <w:tcPr>
-            <w:tcW w:type="dxa" w:w="1800"/>
+            <w:tcW w:type="dxa" w:w="2509"/>
             <w:tcBorders>
               <w:top w:val="single" w:color="999999" w:sz="4"/>
               <w:left w:val="single" w:color="999999" w:sz="4"/>
@@ -1296,13 +1327,13 @@
                 <w:szCs w:val="19"/>
                 <w:rFonts w:ascii="맑은 고딕" w:cs="맑은 고딕" w:eastAsia="맑은 고딕" w:hAnsi="맑은 고딕"/>
               </w:rPr>
-              <w:t xml:space="preserve">제휴 상담소</w:t>
+              <w:t xml:space="preserve">60,000원까지 70%, 넘는 부분 55% (앱 채널과 같다)</w:t>
             </w:r>
           </w:p>
         </w:tc>
         <w:tc>
           <w:tcPr>
-            <w:tcW w:type="dxa" w:w="3613"/>
+            <w:tcW w:type="dxa" w:w="2509"/>
             <w:tcBorders>
               <w:top w:val="single" w:color="999999" w:sz="4"/>
               <w:left w:val="single" w:color="999999" w:sz="4"/>
@@ -1330,13 +1361,18 @@
                 <w:szCs w:val="19"/>
                 <w:rFonts w:ascii="맑은 고딕" w:cs="맑은 고딕" w:eastAsia="맑은 고딕" w:hAnsi="맑은 고딕"/>
               </w:rPr>
-              <w:t xml:space="preserve">해당 없음</w:t>
+              <w:t xml:space="preserve">갑으로부터 받지 않음(제10조에 따름)</w:t>
             </w:r>
           </w:p>
         </w:tc>
+      </w:tr>
+      <w:tr>
+        <w:trPr>
+          <w:cantSplit/>
+        </w:trPr>
         <w:tc>
           <w:tcPr>
-            <w:tcW w:type="dxa" w:w="3613"/>
+            <w:tcW w:type="dxa" w:w="1500"/>
             <w:tcBorders>
               <w:top w:val="single" w:color="999999" w:sz="4"/>
               <w:left w:val="single" w:color="999999" w:sz="4"/>
@@ -1364,18 +1400,13 @@
                 <w:szCs w:val="19"/>
                 <w:rFonts w:ascii="맑은 고딕" w:cs="맑은 고딕" w:eastAsia="맑은 고딕" w:hAnsi="맑은 고딕"/>
               </w:rPr>
-              <w:t xml:space="preserve">90%</w:t>
+              <w:t xml:space="preserve">제휴 상담소</w:t>
             </w:r>
           </w:p>
         </w:tc>
-      </w:tr>
-      <w:tr>
-        <w:trPr>
-          <w:cantSplit/>
-        </w:trPr>
         <w:tc>
           <w:tcPr>
-            <w:tcW w:type="dxa" w:w="1800"/>
+            <w:tcW w:type="dxa" w:w="2508"/>
             <w:tcBorders>
               <w:top w:val="single" w:color="999999" w:sz="4"/>
               <w:left w:val="single" w:color="999999" w:sz="4"/>
@@ -1403,13 +1434,13 @@
                 <w:szCs w:val="19"/>
                 <w:rFonts w:ascii="맑은 고딕" w:cs="맑은 고딕" w:eastAsia="맑은 고딕" w:hAnsi="맑은 고딕"/>
               </w:rPr>
-              <w:t xml:space="preserve">갑(회사)</w:t>
+              <w:t xml:space="preserve">해당 없음</w:t>
             </w:r>
           </w:p>
         </w:tc>
         <w:tc>
           <w:tcPr>
-            <w:tcW w:type="dxa" w:w="3613"/>
+            <w:tcW w:type="dxa" w:w="2509"/>
             <w:tcBorders>
               <w:top w:val="single" w:color="999999" w:sz="4"/>
               <w:left w:val="single" w:color="999999" w:sz="4"/>
@@ -1437,13 +1468,13 @@
                 <w:szCs w:val="19"/>
                 <w:rFonts w:ascii="맑은 고딕" w:cs="맑은 고딕" w:eastAsia="맑은 고딕" w:hAnsi="맑은 고딕"/>
               </w:rPr>
-              <w:t xml:space="preserve">상담료에서 을의 몫과 결제수수료를 뺀 나머지 (60,000원 상담 시 27%)</w:t>
+              <w:t xml:space="preserve">20% (내담자를 연결해 준 상담소의 소개료)</w:t>
             </w:r>
           </w:p>
         </w:tc>
         <w:tc>
           <w:tcPr>
-            <w:tcW w:type="dxa" w:w="3613"/>
+            <w:tcW w:type="dxa" w:w="2509"/>
             <w:tcBorders>
               <w:top w:val="single" w:color="999999" w:sz="4"/>
               <w:left w:val="single" w:color="999999" w:sz="4"/>
@@ -1471,7 +1502,7 @@
                 <w:szCs w:val="19"/>
                 <w:rFonts w:ascii="맑은 고딕" w:cs="맑은 고딕" w:eastAsia="맑은 고딕" w:hAnsi="맑은 고딕"/>
               </w:rPr>
-              <w:t xml:space="preserve">7%</w:t>
+              <w:t xml:space="preserve">90%</w:t>
             </w:r>
           </w:p>
         </w:tc>
@@ -1482,7 +1513,7 @@
         </w:trPr>
         <w:tc>
           <w:tcPr>
-            <w:tcW w:type="dxa" w:w="1800"/>
+            <w:tcW w:type="dxa" w:w="1500"/>
             <w:tcBorders>
               <w:top w:val="single" w:color="999999" w:sz="4"/>
               <w:left w:val="single" w:color="999999" w:sz="4"/>
@@ -1510,13 +1541,13 @@
                 <w:szCs w:val="19"/>
                 <w:rFonts w:ascii="맑은 고딕" w:cs="맑은 고딕" w:eastAsia="맑은 고딕" w:hAnsi="맑은 고딕"/>
               </w:rPr>
-              <w:t xml:space="preserve">결제수수료</w:t>
+              <w:t xml:space="preserve">갑(회사)</w:t>
             </w:r>
           </w:p>
         </w:tc>
         <w:tc>
           <w:tcPr>
-            <w:tcW w:type="dxa" w:w="3613"/>
+            <w:tcW w:type="dxa" w:w="2508"/>
             <w:tcBorders>
               <w:top w:val="single" w:color="999999" w:sz="4"/>
               <w:left w:val="single" w:color="999999" w:sz="4"/>
@@ -1544,13 +1575,13 @@
                 <w:szCs w:val="19"/>
                 <w:rFonts w:ascii="맑은 고딕" w:cs="맑은 고딕" w:eastAsia="맑은 고딕" w:hAnsi="맑은 고딕"/>
               </w:rPr>
-              <w:t xml:space="preserve">3%</w:t>
+              <w:t xml:space="preserve">나머지 (60,000원 상담 시 27%)</w:t>
             </w:r>
           </w:p>
         </w:tc>
         <w:tc>
           <w:tcPr>
-            <w:tcW w:type="dxa" w:w="3613"/>
+            <w:tcW w:type="dxa" w:w="2509"/>
             <w:tcBorders>
               <w:top w:val="single" w:color="999999" w:sz="4"/>
               <w:left w:val="single" w:color="999999" w:sz="4"/>
@@ -1578,18 +1609,13 @@
                 <w:szCs w:val="19"/>
                 <w:rFonts w:ascii="맑은 고딕" w:cs="맑은 고딕" w:eastAsia="맑은 고딕" w:hAnsi="맑은 고딕"/>
               </w:rPr>
-              <w:t xml:space="preserve">3%</w:t>
+              <w:t xml:space="preserve">나머지 (60,000원 상담 시 7%)</w:t>
             </w:r>
           </w:p>
         </w:tc>
-      </w:tr>
-      <w:tr>
-        <w:trPr>
-          <w:cantSplit/>
-        </w:trPr>
         <w:tc>
           <w:tcPr>
-            <w:tcW w:type="dxa" w:w="1800"/>
+            <w:tcW w:type="dxa" w:w="2509"/>
             <w:tcBorders>
               <w:top w:val="single" w:color="999999" w:sz="4"/>
               <w:left w:val="single" w:color="999999" w:sz="4"/>
@@ -1617,13 +1643,18 @@
                 <w:szCs w:val="19"/>
                 <w:rFonts w:ascii="맑은 고딕" w:cs="맑은 고딕" w:eastAsia="맑은 고딕" w:hAnsi="맑은 고딕"/>
               </w:rPr>
-              <w:t xml:space="preserve">을에게 지급하는 자</w:t>
+              <w:t xml:space="preserve">7%</w:t>
             </w:r>
           </w:p>
         </w:tc>
+      </w:tr>
+      <w:tr>
+        <w:trPr>
+          <w:cantSplit/>
+        </w:trPr>
         <w:tc>
           <w:tcPr>
-            <w:tcW w:type="dxa" w:w="3613"/>
+            <w:tcW w:type="dxa" w:w="1500"/>
             <w:tcBorders>
               <w:top w:val="single" w:color="999999" w:sz="4"/>
               <w:left w:val="single" w:color="999999" w:sz="4"/>
@@ -1651,13 +1682,13 @@
                 <w:szCs w:val="19"/>
                 <w:rFonts w:ascii="맑은 고딕" w:cs="맑은 고딕" w:eastAsia="맑은 고딕" w:hAnsi="맑은 고딕"/>
               </w:rPr>
-              <w:t xml:space="preserve">갑</w:t>
+              <w:t xml:space="preserve">결제수수료</w:t>
             </w:r>
           </w:p>
         </w:tc>
         <w:tc>
           <w:tcPr>
-            <w:tcW w:type="dxa" w:w="3613"/>
+            <w:tcW w:type="dxa" w:w="2508"/>
             <w:tcBorders>
               <w:top w:val="single" w:color="999999" w:sz="4"/>
               <w:left w:val="single" w:color="999999" w:sz="4"/>
@@ -1685,6 +1716,215 @@
                 <w:szCs w:val="19"/>
                 <w:rFonts w:ascii="맑은 고딕" w:cs="맑은 고딕" w:eastAsia="맑은 고딕" w:hAnsi="맑은 고딕"/>
               </w:rPr>
+              <w:t xml:space="preserve">3%</w:t>
+            </w:r>
+          </w:p>
+        </w:tc>
+        <w:tc>
+          <w:tcPr>
+            <w:tcW w:type="dxa" w:w="2509"/>
+            <w:tcBorders>
+              <w:top w:val="single" w:color="999999" w:sz="4"/>
+              <w:left w:val="single" w:color="999999" w:sz="4"/>
+              <w:bottom w:val="single" w:color="999999" w:sz="4"/>
+              <w:right w:val="single" w:color="999999" w:sz="4"/>
+            </w:tcBorders>
+            <w:tcMar>
+              <w:top w:type="dxa" w:w="60"/>
+              <w:left w:type="dxa" w:w="100"/>
+              <w:bottom w:type="dxa" w:w="60"/>
+              <w:right w:type="dxa" w:w="100"/>
+            </w:tcMar>
+            <w:vAlign w:val="center"/>
+          </w:tcPr>
+          <w:p>
+            <w:pPr>
+              <w:spacing w:before="0" w:after="0" w:line="300"/>
+              <w:jc w:val="left"/>
+            </w:pPr>
+            <w:r>
+              <w:rPr>
+                <w:b w:val="false"/>
+                <w:bCs w:val="false"/>
+                <w:sz w:val="19"/>
+                <w:szCs w:val="19"/>
+                <w:rFonts w:ascii="맑은 고딕" w:cs="맑은 고딕" w:eastAsia="맑은 고딕" w:hAnsi="맑은 고딕"/>
+              </w:rPr>
+              <w:t xml:space="preserve">3%</w:t>
+            </w:r>
+          </w:p>
+        </w:tc>
+        <w:tc>
+          <w:tcPr>
+            <w:tcW w:type="dxa" w:w="2509"/>
+            <w:tcBorders>
+              <w:top w:val="single" w:color="999999" w:sz="4"/>
+              <w:left w:val="single" w:color="999999" w:sz="4"/>
+              <w:bottom w:val="single" w:color="999999" w:sz="4"/>
+              <w:right w:val="single" w:color="999999" w:sz="4"/>
+            </w:tcBorders>
+            <w:tcMar>
+              <w:top w:type="dxa" w:w="60"/>
+              <w:left w:type="dxa" w:w="100"/>
+              <w:bottom w:type="dxa" w:w="60"/>
+              <w:right w:type="dxa" w:w="100"/>
+            </w:tcMar>
+            <w:vAlign w:val="center"/>
+          </w:tcPr>
+          <w:p>
+            <w:pPr>
+              <w:spacing w:before="0" w:after="0" w:line="300"/>
+              <w:jc w:val="left"/>
+            </w:pPr>
+            <w:r>
+              <w:rPr>
+                <w:b w:val="false"/>
+                <w:bCs w:val="false"/>
+                <w:sz w:val="19"/>
+                <w:szCs w:val="19"/>
+                <w:rFonts w:ascii="맑은 고딕" w:cs="맑은 고딕" w:eastAsia="맑은 고딕" w:hAnsi="맑은 고딕"/>
+              </w:rPr>
+              <w:t xml:space="preserve">3%</w:t>
+            </w:r>
+          </w:p>
+        </w:tc>
+      </w:tr>
+      <w:tr>
+        <w:trPr>
+          <w:cantSplit/>
+        </w:trPr>
+        <w:tc>
+          <w:tcPr>
+            <w:tcW w:type="dxa" w:w="1500"/>
+            <w:tcBorders>
+              <w:top w:val="single" w:color="999999" w:sz="4"/>
+              <w:left w:val="single" w:color="999999" w:sz="4"/>
+              <w:bottom w:val="single" w:color="999999" w:sz="4"/>
+              <w:right w:val="single" w:color="999999" w:sz="4"/>
+            </w:tcBorders>
+            <w:tcMar>
+              <w:top w:type="dxa" w:w="60"/>
+              <w:left w:type="dxa" w:w="100"/>
+              <w:bottom w:type="dxa" w:w="60"/>
+              <w:right w:type="dxa" w:w="100"/>
+            </w:tcMar>
+            <w:vAlign w:val="center"/>
+          </w:tcPr>
+          <w:p>
+            <w:pPr>
+              <w:spacing w:before="0" w:after="0" w:line="300"/>
+              <w:jc w:val="left"/>
+            </w:pPr>
+            <w:r>
+              <w:rPr>
+                <w:b w:val="false"/>
+                <w:bCs w:val="false"/>
+                <w:sz w:val="19"/>
+                <w:szCs w:val="19"/>
+                <w:rFonts w:ascii="맑은 고딕" w:cs="맑은 고딕" w:eastAsia="맑은 고딕" w:hAnsi="맑은 고딕"/>
+              </w:rPr>
+              <w:t xml:space="preserve">을에게 지급하는 자</w:t>
+            </w:r>
+          </w:p>
+        </w:tc>
+        <w:tc>
+          <w:tcPr>
+            <w:tcW w:type="dxa" w:w="2508"/>
+            <w:tcBorders>
+              <w:top w:val="single" w:color="999999" w:sz="4"/>
+              <w:left w:val="single" w:color="999999" w:sz="4"/>
+              <w:bottom w:val="single" w:color="999999" w:sz="4"/>
+              <w:right w:val="single" w:color="999999" w:sz="4"/>
+            </w:tcBorders>
+            <w:tcMar>
+              <w:top w:type="dxa" w:w="60"/>
+              <w:left w:type="dxa" w:w="100"/>
+              <w:bottom w:type="dxa" w:w="60"/>
+              <w:right w:type="dxa" w:w="100"/>
+            </w:tcMar>
+            <w:vAlign w:val="center"/>
+          </w:tcPr>
+          <w:p>
+            <w:pPr>
+              <w:spacing w:before="0" w:after="0" w:line="300"/>
+              <w:jc w:val="left"/>
+            </w:pPr>
+            <w:r>
+              <w:rPr>
+                <w:b w:val="false"/>
+                <w:bCs w:val="false"/>
+                <w:sz w:val="19"/>
+                <w:szCs w:val="19"/>
+                <w:rFonts w:ascii="맑은 고딕" w:cs="맑은 고딕" w:eastAsia="맑은 고딕" w:hAnsi="맑은 고딕"/>
+              </w:rPr>
+              <w:t xml:space="preserve">갑</w:t>
+            </w:r>
+          </w:p>
+        </w:tc>
+        <w:tc>
+          <w:tcPr>
+            <w:tcW w:type="dxa" w:w="2509"/>
+            <w:tcBorders>
+              <w:top w:val="single" w:color="999999" w:sz="4"/>
+              <w:left w:val="single" w:color="999999" w:sz="4"/>
+              <w:bottom w:val="single" w:color="999999" w:sz="4"/>
+              <w:right w:val="single" w:color="999999" w:sz="4"/>
+            </w:tcBorders>
+            <w:tcMar>
+              <w:top w:type="dxa" w:w="60"/>
+              <w:left w:type="dxa" w:w="100"/>
+              <w:bottom w:type="dxa" w:w="60"/>
+              <w:right w:type="dxa" w:w="100"/>
+            </w:tcMar>
+            <w:vAlign w:val="center"/>
+          </w:tcPr>
+          <w:p>
+            <w:pPr>
+              <w:spacing w:before="0" w:after="0" w:line="300"/>
+              <w:jc w:val="left"/>
+            </w:pPr>
+            <w:r>
+              <w:rPr>
+                <w:b w:val="false"/>
+                <w:bCs w:val="false"/>
+                <w:sz w:val="19"/>
+                <w:szCs w:val="19"/>
+                <w:rFonts w:ascii="맑은 고딕" w:cs="맑은 고딕" w:eastAsia="맑은 고딕" w:hAnsi="맑은 고딕"/>
+              </w:rPr>
+              <w:t xml:space="preserve">갑</w:t>
+            </w:r>
+          </w:p>
+        </w:tc>
+        <w:tc>
+          <w:tcPr>
+            <w:tcW w:type="dxa" w:w="2509"/>
+            <w:tcBorders>
+              <w:top w:val="single" w:color="999999" w:sz="4"/>
+              <w:left w:val="single" w:color="999999" w:sz="4"/>
+              <w:bottom w:val="single" w:color="999999" w:sz="4"/>
+              <w:right w:val="single" w:color="999999" w:sz="4"/>
+            </w:tcBorders>
+            <w:tcMar>
+              <w:top w:type="dxa" w:w="60"/>
+              <w:left w:type="dxa" w:w="100"/>
+              <w:bottom w:type="dxa" w:w="60"/>
+              <w:right w:type="dxa" w:w="100"/>
+            </w:tcMar>
+            <w:vAlign w:val="center"/>
+          </w:tcPr>
+          <w:p>
+            <w:pPr>
+              <w:spacing w:before="0" w:after="0" w:line="300"/>
+              <w:jc w:val="left"/>
+            </w:pPr>
+            <w:r>
+              <w:rPr>
+                <w:b w:val="false"/>
+                <w:bCs w:val="false"/>
+                <w:sz w:val="19"/>
+                <w:szCs w:val="19"/>
+                <w:rFonts w:ascii="맑은 고딕" w:cs="맑은 고딕" w:eastAsia="맑은 고딕" w:hAnsi="맑은 고딕"/>
+              </w:rPr>
               <w:t xml:space="preserve">제휴 상담소</w:t>
             </w:r>
           </w:p>
@@ -1695,6 +1935,22 @@
       <w:pPr>
         <w:spacing w:before="0" w:after="120"/>
       </w:pPr>
+    </w:p>
+    <w:p>
+      <w:pPr>
+        <w:spacing w:after="60" w:line="320"/>
+        <w:ind w:left="240" w:hanging="240"/>
+      </w:pPr>
+      <w:r>
+        <w:rPr>
+          <w:b w:val="false"/>
+          <w:bCs w:val="false"/>
+          <w:sz w:val="20"/>
+          <w:szCs w:val="20"/>
+          <w:rFonts w:ascii="맑은 고딕" w:cs="맑은 고딕" w:eastAsia="맑은 고딕" w:hAnsi="맑은 고딕"/>
+        </w:rPr>
+        <w:t xml:space="preserve">①-1 소개 채널에서 을의 몫과 지급 조건은 앱 채널과 같다. 제휴 상담소의 소개료 20%는 갑이 상담소에 지급하며 을의 몫에서 빼지 않는다.</w:t>
+      </w:r>
     </w:p>
     <w:p>
       <w:pPr>

--- a/legal/상담사_입점계약서_초안.docx
+++ b/legal/상담사_입점계약서_초안.docx
@@ -257,7 +257,7 @@
           <w:szCs w:val="19"/>
           <w:rFonts w:ascii="맑은 고딕" w:cs="맑은 고딕" w:eastAsia="맑은 고딕" w:hAnsi="맑은 고딕"/>
         </w:rPr>
-        <w:t xml:space="preserve">1. ‘서비스’: 갑이 운영하는 ‘마인드 인사이드’(https://neurumind.com 및 같은 사이트를 불러오는 안드로이드 앱), 상담사 앱(pro.neurumind.com), 담당의 앱(doc.neurumind.com), 운영자 콘솔을 말한다.</w:t>
+        <w:t xml:space="preserve">1. ‘서비스’: 갑이 운영하는 ‘마인드 인사이드’(https://mindinsideapp.com 및 같은 사이트를 불러오는 안드로이드 앱), 상담사 앱(pro.mindinsideapp.com), 담당의 앱(doc.mindinsideapp.com), 운영자 콘솔을 말한다.</w:t>
       </w:r>
     </w:p>
     <w:p>
